--- a/Knowledge/3-Work knowledge/1-Software Engineering/2-Testing/5-My Source/1-ISTQB Foundation Level/9-Tool Support for Testing/1-Testing Tools Categories/8-Defect Management Tools.docx
+++ b/Knowledge/3-Work knowledge/1-Software Engineering/2-Testing/5-My Source/1-ISTQB Foundation Level/9-Tool Support for Testing/1-Testing Tools Categories/8-Defect Management Tools.docx
@@ -36,51 +36,77 @@
       </w:pPr>
       <w:r>
         <w:rPr>
-          <w:b/>
-          <w:shd w:val="clear" w:color="auto" w:fill="B7B7B7"/>
-        </w:rPr>
-        <w:t># Source</w:t>
-      </w:r>
-      <w:r>
-        <w:rPr>
-          <w:shd w:val="clear" w:color="auto" w:fill="B7B7B7"/>
-        </w:rPr>
-        <w:t xml:space="preserve">: </w:t>
-      </w:r>
-      <w:r>
-        <w:rPr>
-          <w:b/>
-          <w:shd w:val="clear" w:color="auto" w:fill="B7B7B7"/>
-        </w:rPr>
-        <w:t xml:space="preserve">Chatgpt </w:t>
-      </w:r>
-      <w:r>
-        <w:rPr>
-          <w:b/>
-          <w:sz w:val="14"/>
-          <w:szCs w:val="14"/>
-          <w:shd w:val="clear" w:color="auto" w:fill="B7B7B7"/>
-        </w:rPr>
-        <w:t>(GPT</w:t>
-      </w:r>
-      <w:r>
-        <w:rPr>
-          <w:rFonts w:ascii="Cambria Math" w:hAnsi="Cambria Math" w:cs="Cambria Math"/>
-          <w:b/>
-          <w:sz w:val="14"/>
-          <w:szCs w:val="14"/>
-          <w:shd w:val="clear" w:color="auto" w:fill="B7B7B7"/>
+          <w:rFonts w:ascii="Arial" w:eastAsia="Arial" w:hAnsi="Arial" w:cs="Arial"/>
+          <w:b/>
+          <w:color w:val="000000"/>
+          <w:sz w:val="18"/>
+          <w:highlight w:val="lightGray"/>
+        </w:rPr>
+        <w:t># Source: AI Source: Provided by: [Data Path</w:t>
+      </w:r>
+      <w:r>
+        <w:rPr>
+          <w:rFonts w:ascii="Arial" w:eastAsia="Arial" w:hAnsi="Arial" w:cs="Arial"/>
+          <w:color w:val="000000"/>
+          <w:sz w:val="18"/>
+          <w:highlight w:val="lightGray"/>
+        </w:rPr>
+        <w:t xml:space="preserve">: Persons Table -&gt; ID Column: 1, Name_En Column: Motasem Essam] -&gt; </w:t>
+      </w:r>
+      <w:r>
+        <w:rPr>
+          <w:rFonts w:ascii="Arial" w:eastAsia="Arial" w:hAnsi="Arial" w:cs="Arial"/>
+          <w:b/>
+          <w:color w:val="000000"/>
+          <w:sz w:val="18"/>
+          <w:highlight w:val="lightGray"/>
+        </w:rPr>
+        <w:t>From:</w:t>
+      </w:r>
+      <w:r>
+        <w:rPr>
+          <w:rFonts w:ascii="Arial" w:eastAsia="Arial" w:hAnsi="Arial" w:cs="Arial"/>
+          <w:color w:val="000000"/>
+          <w:sz w:val="18"/>
+          <w:highlight w:val="lightGray"/>
+        </w:rPr>
+        <w:t xml:space="preserve"> [Chatgpt (GPT</w:t>
+      </w:r>
+      <w:r>
+        <w:rPr>
+          <w:rFonts w:ascii="Arial" w:eastAsia="Arial" w:hAnsi="Arial" w:cs="Cambria Math"/>
+          <w:color w:val="000000"/>
+          <w:sz w:val="18"/>
+          <w:highlight w:val="lightGray"/>
         </w:rPr>
         <w:t>‑</w:t>
       </w:r>
       <w:r>
         <w:rPr>
-          <w:b/>
-          <w:sz w:val="14"/>
-          <w:szCs w:val="14"/>
-          <w:shd w:val="clear" w:color="auto" w:fill="B7B7B7"/>
-        </w:rPr>
-        <w:t>5 Mini) at [8/19/2025]</w:t>
+          <w:rFonts w:ascii="Arial" w:eastAsia="Arial" w:hAnsi="Arial" w:cs="Arial"/>
+          <w:color w:val="000000"/>
+          <w:sz w:val="18"/>
+          <w:highlight w:val="lightGray"/>
+        </w:rPr>
+        <w:t xml:space="preserve">5 Mini)] </w:t>
+      </w:r>
+      <w:r>
+        <w:rPr>
+          <w:rFonts w:ascii="Arial" w:eastAsia="Arial" w:hAnsi="Arial" w:cs="Arial"/>
+          <w:b/>
+          <w:color w:val="000000"/>
+          <w:sz w:val="18"/>
+          <w:highlight w:val="lightGray"/>
+        </w:rPr>
+        <w:t>on</w:t>
+      </w:r>
+      <w:r>
+        <w:rPr>
+          <w:rFonts w:ascii="Arial" w:eastAsia="Arial" w:hAnsi="Arial"/>
+          <w:sz w:val="18"/>
+          <w:highlight w:val="lightGray"/>
+        </w:rPr>
+        <w:t xml:space="preserve"> [8/19/2025]</w:t>
       </w:r>
     </w:p>
     <w:p>
@@ -132,7 +158,7 @@
     </w:p>
     <w:p>
       <w:r>
-        <w:pict w14:anchorId="37A96AC7">
+        <w:pict w14:anchorId="7D10595E">
           <v:rect id="_x0000_i1025" style="width:0;height:1.5pt" o:hralign="center" o:hrstd="t" o:hr="t" fillcolor="#a0a0a0" stroked="f"/>
         </w:pict>
       </w:r>
@@ -156,51 +182,77 @@
       </w:pPr>
       <w:r>
         <w:rPr>
-          <w:b/>
-          <w:shd w:val="clear" w:color="auto" w:fill="B7B7B7"/>
-        </w:rPr>
-        <w:t># Source</w:t>
-      </w:r>
-      <w:r>
-        <w:rPr>
-          <w:shd w:val="clear" w:color="auto" w:fill="B7B7B7"/>
-        </w:rPr>
-        <w:t xml:space="preserve">: </w:t>
-      </w:r>
-      <w:r>
-        <w:rPr>
-          <w:b/>
-          <w:shd w:val="clear" w:color="auto" w:fill="B7B7B7"/>
-        </w:rPr>
-        <w:t xml:space="preserve">Chatgpt </w:t>
-      </w:r>
-      <w:r>
-        <w:rPr>
-          <w:b/>
-          <w:sz w:val="14"/>
-          <w:szCs w:val="14"/>
-          <w:shd w:val="clear" w:color="auto" w:fill="B7B7B7"/>
-        </w:rPr>
-        <w:t>(GPT</w:t>
-      </w:r>
-      <w:r>
-        <w:rPr>
-          <w:rFonts w:ascii="Cambria Math" w:hAnsi="Cambria Math" w:cs="Cambria Math"/>
-          <w:b/>
-          <w:sz w:val="14"/>
-          <w:szCs w:val="14"/>
-          <w:shd w:val="clear" w:color="auto" w:fill="B7B7B7"/>
+          <w:rFonts w:ascii="Arial" w:eastAsia="Arial" w:hAnsi="Arial" w:cs="Arial"/>
+          <w:b/>
+          <w:color w:val="000000"/>
+          <w:sz w:val="18"/>
+          <w:highlight w:val="lightGray"/>
+        </w:rPr>
+        <w:t># Source: AI Source: Provided by: [Data Path</w:t>
+      </w:r>
+      <w:r>
+        <w:rPr>
+          <w:rFonts w:ascii="Arial" w:eastAsia="Arial" w:hAnsi="Arial" w:cs="Arial"/>
+          <w:color w:val="000000"/>
+          <w:sz w:val="18"/>
+          <w:highlight w:val="lightGray"/>
+        </w:rPr>
+        <w:t xml:space="preserve">: Persons Table -&gt; ID Column: 1, Name_En Column: Motasem Essam] -&gt; </w:t>
+      </w:r>
+      <w:r>
+        <w:rPr>
+          <w:rFonts w:ascii="Arial" w:eastAsia="Arial" w:hAnsi="Arial" w:cs="Arial"/>
+          <w:b/>
+          <w:color w:val="000000"/>
+          <w:sz w:val="18"/>
+          <w:highlight w:val="lightGray"/>
+        </w:rPr>
+        <w:t>From:</w:t>
+      </w:r>
+      <w:r>
+        <w:rPr>
+          <w:rFonts w:ascii="Arial" w:eastAsia="Arial" w:hAnsi="Arial" w:cs="Arial"/>
+          <w:color w:val="000000"/>
+          <w:sz w:val="18"/>
+          <w:highlight w:val="lightGray"/>
+        </w:rPr>
+        <w:t xml:space="preserve"> [Chatgpt (GPT</w:t>
+      </w:r>
+      <w:r>
+        <w:rPr>
+          <w:rFonts w:ascii="Arial" w:eastAsia="Arial" w:hAnsi="Arial" w:cs="Cambria Math"/>
+          <w:color w:val="000000"/>
+          <w:sz w:val="18"/>
+          <w:highlight w:val="lightGray"/>
         </w:rPr>
         <w:t>‑</w:t>
       </w:r>
       <w:r>
         <w:rPr>
-          <w:b/>
-          <w:sz w:val="14"/>
-          <w:szCs w:val="14"/>
-          <w:shd w:val="clear" w:color="auto" w:fill="B7B7B7"/>
-        </w:rPr>
-        <w:t>5 Mini) at [8/19/2025]</w:t>
+          <w:rFonts w:ascii="Arial" w:eastAsia="Arial" w:hAnsi="Arial" w:cs="Arial"/>
+          <w:color w:val="000000"/>
+          <w:sz w:val="18"/>
+          <w:highlight w:val="lightGray"/>
+        </w:rPr>
+        <w:t xml:space="preserve">5 Mini)] </w:t>
+      </w:r>
+      <w:r>
+        <w:rPr>
+          <w:rFonts w:ascii="Arial" w:eastAsia="Arial" w:hAnsi="Arial" w:cs="Arial"/>
+          <w:b/>
+          <w:color w:val="000000"/>
+          <w:sz w:val="18"/>
+          <w:highlight w:val="lightGray"/>
+        </w:rPr>
+        <w:t>on</w:t>
+      </w:r>
+      <w:r>
+        <w:rPr>
+          <w:rFonts w:ascii="Arial" w:eastAsia="Arial" w:hAnsi="Arial"/>
+          <w:sz w:val="18"/>
+          <w:highlight w:val="lightGray"/>
+        </w:rPr>
+        <w:t xml:space="preserve"> [8/19/2025]</w:t>
       </w:r>
     </w:p>
     <w:p>
@@ -209,7 +261,7 @@
           <w:ilvl w:val="0"/>
           <w:numId w:val="2"/>
         </w:numPr>
-        <w:spacing w:before="240"/>
+        <w:spacing w:before="240" w:after="0" w:line="276" w:lineRule="auto"/>
       </w:pPr>
       <w:r>
         <w:rPr>
@@ -243,6 +295,7 @@
           <w:ilvl w:val="0"/>
           <w:numId w:val="2"/>
         </w:numPr>
+        <w:spacing w:after="0" w:line="276" w:lineRule="auto"/>
       </w:pPr>
       <w:r>
         <w:rPr>
@@ -276,6 +329,7 @@
           <w:ilvl w:val="0"/>
           <w:numId w:val="2"/>
         </w:numPr>
+        <w:spacing w:after="0" w:line="276" w:lineRule="auto"/>
       </w:pPr>
       <w:r>
         <w:rPr>
@@ -309,6 +363,7 @@
           <w:ilvl w:val="0"/>
           <w:numId w:val="2"/>
         </w:numPr>
+        <w:spacing w:after="0" w:line="276" w:lineRule="auto"/>
       </w:pPr>
       <w:r>
         <w:rPr>
@@ -342,7 +397,7 @@
           <w:ilvl w:val="0"/>
           <w:numId w:val="2"/>
         </w:numPr>
-        <w:spacing w:after="240"/>
+        <w:spacing w:after="240" w:line="276" w:lineRule="auto"/>
       </w:pPr>
       <w:r>
         <w:rPr>
@@ -372,7 +427,7 @@
     </w:p>
     <w:p>
       <w:r>
-        <w:pict w14:anchorId="79721F68">
+        <w:pict w14:anchorId="77416B7F">
           <v:rect id="_x0000_i1026" style="width:0;height:1.5pt" o:hralign="center" o:hrstd="t" o:hr="t" fillcolor="#a0a0a0" stroked="f"/>
         </w:pict>
       </w:r>
@@ -396,51 +451,77 @@
       </w:pPr>
       <w:r>
         <w:rPr>
-          <w:b/>
-          <w:shd w:val="clear" w:color="auto" w:fill="B7B7B7"/>
-        </w:rPr>
-        <w:t># Source</w:t>
-      </w:r>
-      <w:r>
-        <w:rPr>
-          <w:shd w:val="clear" w:color="auto" w:fill="B7B7B7"/>
-        </w:rPr>
-        <w:t xml:space="preserve">: </w:t>
-      </w:r>
-      <w:r>
-        <w:rPr>
-          <w:b/>
-          <w:shd w:val="clear" w:color="auto" w:fill="B7B7B7"/>
-        </w:rPr>
-        <w:t xml:space="preserve">Chatgpt </w:t>
-      </w:r>
-      <w:r>
-        <w:rPr>
-          <w:b/>
-          <w:sz w:val="14"/>
-          <w:szCs w:val="14"/>
-          <w:shd w:val="clear" w:color="auto" w:fill="B7B7B7"/>
-        </w:rPr>
-        <w:t>(GPT</w:t>
-      </w:r>
-      <w:r>
-        <w:rPr>
-          <w:rFonts w:ascii="Cambria Math" w:hAnsi="Cambria Math" w:cs="Cambria Math"/>
-          <w:b/>
-          <w:sz w:val="14"/>
-          <w:szCs w:val="14"/>
-          <w:shd w:val="clear" w:color="auto" w:fill="B7B7B7"/>
+          <w:rFonts w:ascii="Arial" w:eastAsia="Arial" w:hAnsi="Arial" w:cs="Arial"/>
+          <w:b/>
+          <w:color w:val="000000"/>
+          <w:sz w:val="18"/>
+          <w:highlight w:val="lightGray"/>
+        </w:rPr>
+        <w:t># Source: AI Source: Provided by: [Data Path</w:t>
+      </w:r>
+      <w:r>
+        <w:rPr>
+          <w:rFonts w:ascii="Arial" w:eastAsia="Arial" w:hAnsi="Arial" w:cs="Arial"/>
+          <w:color w:val="000000"/>
+          <w:sz w:val="18"/>
+          <w:highlight w:val="lightGray"/>
+        </w:rPr>
+        <w:t xml:space="preserve">: Persons Table -&gt; ID Column: 1, Name_En Column: Motasem Essam] -&gt; </w:t>
+      </w:r>
+      <w:r>
+        <w:rPr>
+          <w:rFonts w:ascii="Arial" w:eastAsia="Arial" w:hAnsi="Arial" w:cs="Arial"/>
+          <w:b/>
+          <w:color w:val="000000"/>
+          <w:sz w:val="18"/>
+          <w:highlight w:val="lightGray"/>
+        </w:rPr>
+        <w:t>From:</w:t>
+      </w:r>
+      <w:r>
+        <w:rPr>
+          <w:rFonts w:ascii="Arial" w:eastAsia="Arial" w:hAnsi="Arial" w:cs="Arial"/>
+          <w:color w:val="000000"/>
+          <w:sz w:val="18"/>
+          <w:highlight w:val="lightGray"/>
+        </w:rPr>
+        <w:t xml:space="preserve"> [Chatgpt (GPT</w:t>
+      </w:r>
+      <w:r>
+        <w:rPr>
+          <w:rFonts w:ascii="Arial" w:eastAsia="Arial" w:hAnsi="Arial" w:cs="Cambria Math"/>
+          <w:color w:val="000000"/>
+          <w:sz w:val="18"/>
+          <w:highlight w:val="lightGray"/>
         </w:rPr>
         <w:t>‑</w:t>
       </w:r>
       <w:r>
         <w:rPr>
-          <w:b/>
-          <w:sz w:val="14"/>
-          <w:szCs w:val="14"/>
-          <w:shd w:val="clear" w:color="auto" w:fill="B7B7B7"/>
-        </w:rPr>
-        <w:t>5 Mini) at [8/19/2025]</w:t>
+          <w:rFonts w:ascii="Arial" w:eastAsia="Arial" w:hAnsi="Arial" w:cs="Arial"/>
+          <w:color w:val="000000"/>
+          <w:sz w:val="18"/>
+          <w:highlight w:val="lightGray"/>
+        </w:rPr>
+        <w:t xml:space="preserve">5 Mini)] </w:t>
+      </w:r>
+      <w:r>
+        <w:rPr>
+          <w:rFonts w:ascii="Arial" w:eastAsia="Arial" w:hAnsi="Arial" w:cs="Arial"/>
+          <w:b/>
+          <w:color w:val="000000"/>
+          <w:sz w:val="18"/>
+          <w:highlight w:val="lightGray"/>
+        </w:rPr>
+        <w:t>on</w:t>
+      </w:r>
+      <w:r>
+        <w:rPr>
+          <w:rFonts w:ascii="Arial" w:eastAsia="Arial" w:hAnsi="Arial"/>
+          <w:sz w:val="18"/>
+          <w:highlight w:val="lightGray"/>
+        </w:rPr>
+        <w:t xml:space="preserve"> [8/19/2025]</w:t>
       </w:r>
     </w:p>
     <w:p>
@@ -449,7 +530,7 @@
           <w:ilvl w:val="0"/>
           <w:numId w:val="4"/>
         </w:numPr>
-        <w:spacing w:before="240"/>
+        <w:spacing w:before="240" w:after="0" w:line="276" w:lineRule="auto"/>
         <w:rPr>
           <w:rFonts w:ascii="Roboto Mono" w:eastAsia="Roboto Mono" w:hAnsi="Roboto Mono" w:cs="Roboto Mono"/>
         </w:rPr>
@@ -473,12 +554,12 @@
           <w:ilvl w:val="0"/>
           <w:numId w:val="4"/>
         </w:numPr>
-      </w:pPr>
-      <w:r>
-        <w:rPr>
-          <w:rFonts w:ascii="Roboto Mono" w:eastAsia="Roboto Mono" w:hAnsi="Roboto Mono" w:cs="Roboto Mono"/>
-        </w:rPr>
-        <w:lastRenderedPageBreak/>
+        <w:spacing w:after="0" w:line="276" w:lineRule="auto"/>
+      </w:pPr>
+      <w:r>
+        <w:rPr>
+          <w:rFonts w:ascii="Roboto Mono" w:eastAsia="Roboto Mono" w:hAnsi="Roboto Mono" w:cs="Roboto Mono"/>
+        </w:rPr>
         <w:t xml:space="preserve">Workflow for </w:t>
       </w:r>
       <w:r>
@@ -507,6 +588,7 @@
           <w:ilvl w:val="0"/>
           <w:numId w:val="4"/>
         </w:numPr>
+        <w:spacing w:after="0" w:line="276" w:lineRule="auto"/>
       </w:pPr>
       <w:r>
         <w:rPr>
@@ -540,6 +622,7 @@
           <w:ilvl w:val="0"/>
           <w:numId w:val="4"/>
         </w:numPr>
+        <w:spacing w:after="0" w:line="276" w:lineRule="auto"/>
         <w:rPr>
           <w:rFonts w:ascii="Roboto Mono" w:eastAsia="Roboto Mono" w:hAnsi="Roboto Mono" w:cs="Roboto Mono"/>
         </w:rPr>
@@ -563,7 +646,7 @@
           <w:ilvl w:val="0"/>
           <w:numId w:val="4"/>
         </w:numPr>
-        <w:spacing w:after="240"/>
+        <w:spacing w:after="240" w:line="276" w:lineRule="auto"/>
       </w:pPr>
       <w:r>
         <w:rPr>
@@ -577,7 +660,7 @@
     </w:p>
     <w:p>
       <w:r>
-        <w:pict w14:anchorId="2A2BC97A">
+        <w:pict w14:anchorId="23C5ED2F">
           <v:rect id="_x0000_i1027" style="width:0;height:1.5pt" o:hralign="center" o:hrstd="t" o:hr="t" fillcolor="#a0a0a0" stroked="f"/>
         </w:pict>
       </w:r>
@@ -601,51 +684,77 @@
       </w:pPr>
       <w:r>
         <w:rPr>
-          <w:b/>
-          <w:shd w:val="clear" w:color="auto" w:fill="B7B7B7"/>
-        </w:rPr>
-        <w:t># Source</w:t>
-      </w:r>
-      <w:r>
-        <w:rPr>
-          <w:shd w:val="clear" w:color="auto" w:fill="B7B7B7"/>
-        </w:rPr>
-        <w:t xml:space="preserve">: </w:t>
-      </w:r>
-      <w:r>
-        <w:rPr>
-          <w:b/>
-          <w:shd w:val="clear" w:color="auto" w:fill="B7B7B7"/>
-        </w:rPr>
-        <w:t xml:space="preserve">Chatgpt </w:t>
-      </w:r>
-      <w:r>
-        <w:rPr>
-          <w:b/>
-          <w:sz w:val="14"/>
-          <w:szCs w:val="14"/>
-          <w:shd w:val="clear" w:color="auto" w:fill="B7B7B7"/>
-        </w:rPr>
-        <w:t>(GPT</w:t>
-      </w:r>
-      <w:r>
-        <w:rPr>
-          <w:rFonts w:ascii="Cambria Math" w:hAnsi="Cambria Math" w:cs="Cambria Math"/>
-          <w:b/>
-          <w:sz w:val="14"/>
-          <w:szCs w:val="14"/>
-          <w:shd w:val="clear" w:color="auto" w:fill="B7B7B7"/>
+          <w:rFonts w:ascii="Arial" w:eastAsia="Arial" w:hAnsi="Arial" w:cs="Arial"/>
+          <w:b/>
+          <w:color w:val="000000"/>
+          <w:sz w:val="18"/>
+          <w:highlight w:val="lightGray"/>
+        </w:rPr>
+        <w:t># Source: AI Source: Provided by: [Data Path</w:t>
+      </w:r>
+      <w:r>
+        <w:rPr>
+          <w:rFonts w:ascii="Arial" w:eastAsia="Arial" w:hAnsi="Arial" w:cs="Arial"/>
+          <w:color w:val="000000"/>
+          <w:sz w:val="18"/>
+          <w:highlight w:val="lightGray"/>
+        </w:rPr>
+        <w:t xml:space="preserve">: Persons Table -&gt; ID Column: 1, Name_En Column: Motasem Essam] -&gt; </w:t>
+      </w:r>
+      <w:r>
+        <w:rPr>
+          <w:rFonts w:ascii="Arial" w:eastAsia="Arial" w:hAnsi="Arial" w:cs="Arial"/>
+          <w:b/>
+          <w:color w:val="000000"/>
+          <w:sz w:val="18"/>
+          <w:highlight w:val="lightGray"/>
+        </w:rPr>
+        <w:t>From:</w:t>
+      </w:r>
+      <w:r>
+        <w:rPr>
+          <w:rFonts w:ascii="Arial" w:eastAsia="Arial" w:hAnsi="Arial" w:cs="Arial"/>
+          <w:color w:val="000000"/>
+          <w:sz w:val="18"/>
+          <w:highlight w:val="lightGray"/>
+        </w:rPr>
+        <w:t xml:space="preserve"> [Chatgpt (GPT</w:t>
+      </w:r>
+      <w:r>
+        <w:rPr>
+          <w:rFonts w:ascii="Arial" w:eastAsia="Arial" w:hAnsi="Arial" w:cs="Cambria Math"/>
+          <w:color w:val="000000"/>
+          <w:sz w:val="18"/>
+          <w:highlight w:val="lightGray"/>
         </w:rPr>
         <w:t>‑</w:t>
       </w:r>
       <w:r>
         <w:rPr>
-          <w:b/>
-          <w:sz w:val="14"/>
-          <w:szCs w:val="14"/>
-          <w:shd w:val="clear" w:color="auto" w:fill="B7B7B7"/>
-        </w:rPr>
-        <w:t>5 Mini) at [8/19/2025]</w:t>
+          <w:rFonts w:ascii="Arial" w:eastAsia="Arial" w:hAnsi="Arial" w:cs="Arial"/>
+          <w:color w:val="000000"/>
+          <w:sz w:val="18"/>
+          <w:highlight w:val="lightGray"/>
+        </w:rPr>
+        <w:t xml:space="preserve">5 Mini)] </w:t>
+      </w:r>
+      <w:r>
+        <w:rPr>
+          <w:rFonts w:ascii="Arial" w:eastAsia="Arial" w:hAnsi="Arial" w:cs="Arial"/>
+          <w:b/>
+          <w:color w:val="000000"/>
+          <w:sz w:val="18"/>
+          <w:highlight w:val="lightGray"/>
+        </w:rPr>
+        <w:t>on</w:t>
+      </w:r>
+      <w:r>
+        <w:rPr>
+          <w:rFonts w:ascii="Arial" w:eastAsia="Arial" w:hAnsi="Arial"/>
+          <w:sz w:val="18"/>
+          <w:highlight w:val="lightGray"/>
+        </w:rPr>
+        <w:t xml:space="preserve"> [8/19/2025]</w:t>
       </w:r>
     </w:p>
     <w:p>
@@ -654,7 +763,7 @@
           <w:ilvl w:val="0"/>
           <w:numId w:val="1"/>
         </w:numPr>
-        <w:spacing w:before="240"/>
+        <w:spacing w:before="240" w:after="0" w:line="276" w:lineRule="auto"/>
       </w:pPr>
       <w:r>
         <w:rPr>
@@ -682,6 +791,7 @@
           <w:ilvl w:val="0"/>
           <w:numId w:val="1"/>
         </w:numPr>
+        <w:spacing w:after="0" w:line="276" w:lineRule="auto"/>
       </w:pPr>
       <w:r>
         <w:rPr>
@@ -709,6 +819,7 @@
           <w:ilvl w:val="0"/>
           <w:numId w:val="1"/>
         </w:numPr>
+        <w:spacing w:after="0" w:line="276" w:lineRule="auto"/>
       </w:pPr>
       <w:r>
         <w:rPr>
@@ -736,6 +847,7 @@
           <w:ilvl w:val="0"/>
           <w:numId w:val="1"/>
         </w:numPr>
+        <w:spacing w:after="0" w:line="276" w:lineRule="auto"/>
       </w:pPr>
       <w:r>
         <w:rPr>
@@ -763,7 +875,7 @@
           <w:ilvl w:val="0"/>
           <w:numId w:val="1"/>
         </w:numPr>
-        <w:spacing w:after="240"/>
+        <w:spacing w:after="240" w:line="276" w:lineRule="auto"/>
       </w:pPr>
       <w:r>
         <w:rPr>
@@ -784,7 +896,7 @@
     </w:p>
     <w:p>
       <w:r>
-        <w:pict w14:anchorId="6CDD07FD">
+        <w:pict w14:anchorId="7B28FC43">
           <v:rect id="_x0000_i1028" style="width:0;height:1.5pt" o:hralign="center" o:hrstd="t" o:hr="t" fillcolor="#a0a0a0" stroked="f"/>
         </w:pict>
       </w:r>
@@ -808,51 +920,77 @@
       </w:pPr>
       <w:r>
         <w:rPr>
-          <w:b/>
-          <w:shd w:val="clear" w:color="auto" w:fill="B7B7B7"/>
-        </w:rPr>
-        <w:t># Source</w:t>
-      </w:r>
-      <w:r>
-        <w:rPr>
-          <w:shd w:val="clear" w:color="auto" w:fill="B7B7B7"/>
-        </w:rPr>
-        <w:t xml:space="preserve">: </w:t>
-      </w:r>
-      <w:r>
-        <w:rPr>
-          <w:b/>
-          <w:shd w:val="clear" w:color="auto" w:fill="B7B7B7"/>
-        </w:rPr>
-        <w:t xml:space="preserve">Chatgpt </w:t>
-      </w:r>
-      <w:r>
-        <w:rPr>
-          <w:b/>
-          <w:sz w:val="14"/>
-          <w:szCs w:val="14"/>
-          <w:shd w:val="clear" w:color="auto" w:fill="B7B7B7"/>
-        </w:rPr>
-        <w:t>(GPT</w:t>
-      </w:r>
-      <w:r>
-        <w:rPr>
-          <w:rFonts w:ascii="Cambria Math" w:hAnsi="Cambria Math" w:cs="Cambria Math"/>
-          <w:b/>
-          <w:sz w:val="14"/>
-          <w:szCs w:val="14"/>
-          <w:shd w:val="clear" w:color="auto" w:fill="B7B7B7"/>
+          <w:rFonts w:ascii="Arial" w:eastAsia="Arial" w:hAnsi="Arial" w:cs="Arial"/>
+          <w:b/>
+          <w:color w:val="000000"/>
+          <w:sz w:val="18"/>
+          <w:highlight w:val="lightGray"/>
+        </w:rPr>
+        <w:t># Source: AI Source: Provided by: [Data Path</w:t>
+      </w:r>
+      <w:r>
+        <w:rPr>
+          <w:rFonts w:ascii="Arial" w:eastAsia="Arial" w:hAnsi="Arial" w:cs="Arial"/>
+          <w:color w:val="000000"/>
+          <w:sz w:val="18"/>
+          <w:highlight w:val="lightGray"/>
+        </w:rPr>
+        <w:t xml:space="preserve">: Persons Table -&gt; ID Column: 1, Name_En Column: Motasem Essam] -&gt; </w:t>
+      </w:r>
+      <w:r>
+        <w:rPr>
+          <w:rFonts w:ascii="Arial" w:eastAsia="Arial" w:hAnsi="Arial" w:cs="Arial"/>
+          <w:b/>
+          <w:color w:val="000000"/>
+          <w:sz w:val="18"/>
+          <w:highlight w:val="lightGray"/>
+        </w:rPr>
+        <w:t>From:</w:t>
+      </w:r>
+      <w:r>
+        <w:rPr>
+          <w:rFonts w:ascii="Arial" w:eastAsia="Arial" w:hAnsi="Arial" w:cs="Arial"/>
+          <w:color w:val="000000"/>
+          <w:sz w:val="18"/>
+          <w:highlight w:val="lightGray"/>
+        </w:rPr>
+        <w:t xml:space="preserve"> [Chatgpt (GPT</w:t>
+      </w:r>
+      <w:r>
+        <w:rPr>
+          <w:rFonts w:ascii="Arial" w:eastAsia="Arial" w:hAnsi="Arial" w:cs="Cambria Math"/>
+          <w:color w:val="000000"/>
+          <w:sz w:val="18"/>
+          <w:highlight w:val="lightGray"/>
         </w:rPr>
         <w:t>‑</w:t>
       </w:r>
       <w:r>
         <w:rPr>
-          <w:b/>
-          <w:sz w:val="14"/>
-          <w:szCs w:val="14"/>
-          <w:shd w:val="clear" w:color="auto" w:fill="B7B7B7"/>
-        </w:rPr>
-        <w:t>5 Mini) at [8/19/2025]</w:t>
+          <w:rFonts w:ascii="Arial" w:eastAsia="Arial" w:hAnsi="Arial" w:cs="Arial"/>
+          <w:color w:val="000000"/>
+          <w:sz w:val="18"/>
+          <w:highlight w:val="lightGray"/>
+        </w:rPr>
+        <w:t xml:space="preserve">5 Mini)] </w:t>
+      </w:r>
+      <w:r>
+        <w:rPr>
+          <w:rFonts w:ascii="Arial" w:eastAsia="Arial" w:hAnsi="Arial" w:cs="Arial"/>
+          <w:b/>
+          <w:color w:val="000000"/>
+          <w:sz w:val="18"/>
+          <w:highlight w:val="lightGray"/>
+        </w:rPr>
+        <w:t>on</w:t>
+      </w:r>
+      <w:r>
+        <w:rPr>
+          <w:rFonts w:ascii="Arial" w:eastAsia="Arial" w:hAnsi="Arial"/>
+          <w:sz w:val="18"/>
+          <w:highlight w:val="lightGray"/>
+        </w:rPr>
+        <w:t xml:space="preserve"> [8/19/2025]</w:t>
       </w:r>
     </w:p>
     <w:p>
@@ -861,7 +999,7 @@
           <w:ilvl w:val="0"/>
           <w:numId w:val="3"/>
         </w:numPr>
-        <w:spacing w:before="240"/>
+        <w:spacing w:before="240" w:after="0" w:line="276" w:lineRule="auto"/>
       </w:pPr>
       <w:r>
         <w:rPr>
@@ -895,6 +1033,7 @@
           <w:ilvl w:val="0"/>
           <w:numId w:val="3"/>
         </w:numPr>
+        <w:spacing w:after="0" w:line="276" w:lineRule="auto"/>
       </w:pPr>
       <w:r>
         <w:rPr>
@@ -928,6 +1067,7 @@
           <w:ilvl w:val="1"/>
           <w:numId w:val="3"/>
         </w:numPr>
+        <w:spacing w:after="0" w:line="276" w:lineRule="auto"/>
         <w:rPr>
           <w:rFonts w:ascii="Roboto Mono" w:eastAsia="Roboto Mono" w:hAnsi="Roboto Mono" w:cs="Roboto Mono"/>
         </w:rPr>
@@ -951,6 +1091,7 @@
           <w:ilvl w:val="1"/>
           <w:numId w:val="3"/>
         </w:numPr>
+        <w:spacing w:after="0" w:line="276" w:lineRule="auto"/>
         <w:rPr>
           <w:rFonts w:ascii="Roboto Mono" w:eastAsia="Roboto Mono" w:hAnsi="Roboto Mono" w:cs="Roboto Mono"/>
         </w:rPr>
@@ -974,15 +1115,15 @@
           <w:ilvl w:val="1"/>
           <w:numId w:val="3"/>
         </w:numPr>
-        <w:rPr>
-          <w:rFonts w:ascii="Roboto Mono" w:eastAsia="Roboto Mono" w:hAnsi="Roboto Mono" w:cs="Roboto Mono"/>
-        </w:rPr>
-      </w:pPr>
-      <w:r>
-        <w:rPr>
-          <w:rFonts w:ascii="Roboto Mono" w:eastAsia="Roboto Mono" w:hAnsi="Roboto Mono" w:cs="Roboto Mono"/>
-        </w:rPr>
-        <w:lastRenderedPageBreak/>
+        <w:spacing w:after="0" w:line="276" w:lineRule="auto"/>
+        <w:rPr>
+          <w:rFonts w:ascii="Roboto Mono" w:eastAsia="Roboto Mono" w:hAnsi="Roboto Mono" w:cs="Roboto Mono"/>
+        </w:rPr>
+      </w:pPr>
+      <w:r>
+        <w:rPr>
+          <w:rFonts w:ascii="Roboto Mono" w:eastAsia="Roboto Mono" w:hAnsi="Roboto Mono" w:cs="Roboto Mono"/>
+        </w:rPr>
         <w:t>Developer fixes the issue.</w:t>
       </w:r>
       <w:r>
@@ -998,6 +1139,7 @@
           <w:ilvl w:val="1"/>
           <w:numId w:val="3"/>
         </w:numPr>
+        <w:spacing w:after="0" w:line="276" w:lineRule="auto"/>
       </w:pPr>
       <w:r>
         <w:rPr>
@@ -1031,7 +1173,7 @@
           <w:ilvl w:val="1"/>
           <w:numId w:val="3"/>
         </w:numPr>
-        <w:spacing w:after="240"/>
+        <w:spacing w:after="240" w:line="276" w:lineRule="auto"/>
         <w:rPr>
           <w:rFonts w:ascii="Roboto Mono" w:eastAsia="Roboto Mono" w:hAnsi="Roboto Mono" w:cs="Roboto Mono"/>
         </w:rPr>
@@ -1051,7 +1193,7 @@
     </w:p>
     <w:p>
       <w:r>
-        <w:pict w14:anchorId="7688575D">
+        <w:pict w14:anchorId="6E628E86">
           <v:rect id="_x0000_i1029" style="width:0;height:1.5pt" o:hralign="center" o:hrstd="t" o:hr="t" fillcolor="#a0a0a0" stroked="f"/>
         </w:pict>
       </w:r>
@@ -1131,18 +1273,19 @@
     </w:p>
     <w:p>
       <w:r>
-        <w:pict w14:anchorId="678C7EB2">
+        <w:pict w14:anchorId="56029201">
           <v:rect id="_x0000_i1030" style="width:0;height:1.5pt" o:hralign="center" o:hrstd="t" o:hr="t" fillcolor="#a0a0a0" stroked="f"/>
         </w:pict>
       </w:r>
     </w:p>
+    <w:p/>
     <w:p/>
     <w:p/>
     <w:sectPr>
       <w:pgSz w:w="12240" w:h="15840"/>
       <w:pgMar w:top="1440" w:right="1440" w:bottom="1440" w:left="1440" w:header="720" w:footer="720" w:gutter="0"/>
-      <w:pgNumType w:start="1"/>
       <w:cols w:space="720"/>
+      <w:docGrid w:linePitch="360"/>
     </w:sectPr>
   </w:body>
 </w:document>
@@ -2017,18 +2160,6 @@
   <w:style w:type="paragraph" w:default="1" w:styleId="Normal">
     <w:name w:val="Normal"/>
     <w:qFormat/>
-    <w:rsid w:val="004D57DC"/>
-    <w:pPr>
-      <w:spacing w:after="0" w:line="276" w:lineRule="auto"/>
-    </w:pPr>
-    <w:rPr>
-      <w:rFonts w:ascii="Arial" w:eastAsia="Arial" w:hAnsi="Arial" w:cs="Arial"/>
-      <w:kern w:val="0"/>
-      <w:sz w:val="22"/>
-      <w:szCs w:val="22"/>
-      <w:lang w:val="en"/>
-      <w14:ligatures w14:val="none"/>
-    </w:rPr>
   </w:style>
   <w:style w:type="paragraph" w:styleId="Heading1">
     <w:name w:val="heading 1"/>
@@ -2037,7 +2168,7 @@
     <w:link w:val="Heading1Char"/>
     <w:uiPriority w:val="9"/>
     <w:qFormat/>
-    <w:rsid w:val="00BA2F82"/>
+    <w:rsid w:val="00130C5C"/>
     <w:pPr>
       <w:keepNext/>
       <w:keepLines/>
@@ -2059,7 +2190,7 @@
     <w:uiPriority w:val="9"/>
     <w:unhideWhenUsed/>
     <w:qFormat/>
-    <w:rsid w:val="00BA2F82"/>
+    <w:rsid w:val="00130C5C"/>
     <w:pPr>
       <w:keepNext/>
       <w:keepLines/>
@@ -2082,7 +2213,7 @@
     <w:semiHidden/>
     <w:unhideWhenUsed/>
     <w:qFormat/>
-    <w:rsid w:val="00BA2F82"/>
+    <w:rsid w:val="00130C5C"/>
     <w:pPr>
       <w:keepNext/>
       <w:keepLines/>
@@ -2105,7 +2236,7 @@
     <w:semiHidden/>
     <w:unhideWhenUsed/>
     <w:qFormat/>
-    <w:rsid w:val="00BA2F82"/>
+    <w:rsid w:val="00130C5C"/>
     <w:pPr>
       <w:keepNext/>
       <w:keepLines/>
@@ -2128,7 +2259,7 @@
     <w:semiHidden/>
     <w:unhideWhenUsed/>
     <w:qFormat/>
-    <w:rsid w:val="00BA2F82"/>
+    <w:rsid w:val="00130C5C"/>
     <w:pPr>
       <w:keepNext/>
       <w:keepLines/>
@@ -2149,11 +2280,11 @@
     <w:semiHidden/>
     <w:unhideWhenUsed/>
     <w:qFormat/>
-    <w:rsid w:val="00BA2F82"/>
+    <w:rsid w:val="00130C5C"/>
     <w:pPr>
       <w:keepNext/>
       <w:keepLines/>
-      <w:spacing w:before="40"/>
+      <w:spacing w:before="40" w:after="0"/>
       <w:outlineLvl w:val="5"/>
     </w:pPr>
     <w:rPr>
@@ -2172,11 +2303,11 @@
     <w:semiHidden/>
     <w:unhideWhenUsed/>
     <w:qFormat/>
-    <w:rsid w:val="00BA2F82"/>
+    <w:rsid w:val="00130C5C"/>
     <w:pPr>
       <w:keepNext/>
       <w:keepLines/>
-      <w:spacing w:before="40"/>
+      <w:spacing w:before="40" w:after="0"/>
       <w:outlineLvl w:val="6"/>
     </w:pPr>
     <w:rPr>
@@ -2193,10 +2324,11 @@
     <w:semiHidden/>
     <w:unhideWhenUsed/>
     <w:qFormat/>
-    <w:rsid w:val="00BA2F82"/>
+    <w:rsid w:val="00130C5C"/>
     <w:pPr>
       <w:keepNext/>
       <w:keepLines/>
+      <w:spacing w:after="0"/>
       <w:outlineLvl w:val="7"/>
     </w:pPr>
     <w:rPr>
@@ -2215,10 +2347,11 @@
     <w:semiHidden/>
     <w:unhideWhenUsed/>
     <w:qFormat/>
-    <w:rsid w:val="00BA2F82"/>
+    <w:rsid w:val="00130C5C"/>
     <w:pPr>
       <w:keepNext/>
       <w:keepLines/>
+      <w:spacing w:after="0"/>
       <w:outlineLvl w:val="8"/>
     </w:pPr>
     <w:rPr>
@@ -2258,7 +2391,7 @@
     <w:basedOn w:val="DefaultParagraphFont"/>
     <w:link w:val="Heading1"/>
     <w:uiPriority w:val="9"/>
-    <w:rsid w:val="00BA2F82"/>
+    <w:rsid w:val="00130C5C"/>
     <w:rPr>
       <w:rFonts w:asciiTheme="majorHAnsi" w:eastAsiaTheme="majorEastAsia" w:hAnsiTheme="majorHAnsi" w:cstheme="majorBidi"/>
       <w:color w:val="2F5496" w:themeColor="accent1" w:themeShade="BF"/>
@@ -2271,7 +2404,7 @@
     <w:basedOn w:val="DefaultParagraphFont"/>
     <w:link w:val="Heading2"/>
     <w:uiPriority w:val="9"/>
-    <w:rsid w:val="00BA2F82"/>
+    <w:rsid w:val="00130C5C"/>
     <w:rPr>
       <w:rFonts w:asciiTheme="majorHAnsi" w:eastAsiaTheme="majorEastAsia" w:hAnsiTheme="majorHAnsi" w:cstheme="majorBidi"/>
       <w:color w:val="2F5496" w:themeColor="accent1" w:themeShade="BF"/>
@@ -2285,7 +2418,7 @@
     <w:link w:val="Heading3"/>
     <w:uiPriority w:val="9"/>
     <w:semiHidden/>
-    <w:rsid w:val="00BA2F82"/>
+    <w:rsid w:val="00130C5C"/>
     <w:rPr>
       <w:rFonts w:eastAsiaTheme="majorEastAsia" w:cstheme="majorBidi"/>
       <w:color w:val="2F5496" w:themeColor="accent1" w:themeShade="BF"/>
@@ -2299,7 +2432,7 @@
     <w:link w:val="Heading4"/>
     <w:uiPriority w:val="9"/>
     <w:semiHidden/>
-    <w:rsid w:val="00BA2F82"/>
+    <w:rsid w:val="00130C5C"/>
     <w:rPr>
       <w:rFonts w:eastAsiaTheme="majorEastAsia" w:cstheme="majorBidi"/>
       <w:i/>
@@ -2313,7 +2446,7 @@
     <w:link w:val="Heading5"/>
     <w:uiPriority w:val="9"/>
     <w:semiHidden/>
-    <w:rsid w:val="00BA2F82"/>
+    <w:rsid w:val="00130C5C"/>
     <w:rPr>
       <w:rFonts w:eastAsiaTheme="majorEastAsia" w:cstheme="majorBidi"/>
       <w:color w:val="2F5496" w:themeColor="accent1" w:themeShade="BF"/>
@@ -2325,7 +2458,7 @@
     <w:link w:val="Heading6"/>
     <w:uiPriority w:val="9"/>
     <w:semiHidden/>
-    <w:rsid w:val="00BA2F82"/>
+    <w:rsid w:val="00130C5C"/>
     <w:rPr>
       <w:rFonts w:eastAsiaTheme="majorEastAsia" w:cstheme="majorBidi"/>
       <w:i/>
@@ -2339,7 +2472,7 @@
     <w:link w:val="Heading7"/>
     <w:uiPriority w:val="9"/>
     <w:semiHidden/>
-    <w:rsid w:val="00BA2F82"/>
+    <w:rsid w:val="00130C5C"/>
     <w:rPr>
       <w:rFonts w:eastAsiaTheme="majorEastAsia" w:cstheme="majorBidi"/>
       <w:color w:val="595959" w:themeColor="text1" w:themeTint="A6"/>
@@ -2351,7 +2484,7 @@
     <w:link w:val="Heading8"/>
     <w:uiPriority w:val="9"/>
     <w:semiHidden/>
-    <w:rsid w:val="00BA2F82"/>
+    <w:rsid w:val="00130C5C"/>
     <w:rPr>
       <w:rFonts w:eastAsiaTheme="majorEastAsia" w:cstheme="majorBidi"/>
       <w:i/>
@@ -2365,7 +2498,7 @@
     <w:link w:val="Heading9"/>
     <w:uiPriority w:val="9"/>
     <w:semiHidden/>
-    <w:rsid w:val="00BA2F82"/>
+    <w:rsid w:val="00130C5C"/>
     <w:rPr>
       <w:rFonts w:eastAsiaTheme="majorEastAsia" w:cstheme="majorBidi"/>
       <w:color w:val="272727" w:themeColor="text1" w:themeTint="D8"/>
@@ -2378,7 +2511,7 @@
     <w:link w:val="TitleChar"/>
     <w:uiPriority w:val="10"/>
     <w:qFormat/>
-    <w:rsid w:val="00BA2F82"/>
+    <w:rsid w:val="00130C5C"/>
     <w:pPr>
       <w:spacing w:after="80" w:line="240" w:lineRule="auto"/>
       <w:contextualSpacing/>
@@ -2396,7 +2529,7 @@
     <w:basedOn w:val="DefaultParagraphFont"/>
     <w:link w:val="Title"/>
     <w:uiPriority w:val="10"/>
-    <w:rsid w:val="00BA2F82"/>
+    <w:rsid w:val="00130C5C"/>
     <w:rPr>
       <w:rFonts w:asciiTheme="majorHAnsi" w:eastAsiaTheme="majorEastAsia" w:hAnsiTheme="majorHAnsi" w:cstheme="majorBidi"/>
       <w:spacing w:val="-10"/>
@@ -2412,7 +2545,7 @@
     <w:link w:val="SubtitleChar"/>
     <w:uiPriority w:val="11"/>
     <w:qFormat/>
-    <w:rsid w:val="00BA2F82"/>
+    <w:rsid w:val="00130C5C"/>
     <w:pPr>
       <w:numPr>
         <w:ilvl w:val="1"/>
@@ -2431,7 +2564,7 @@
     <w:basedOn w:val="DefaultParagraphFont"/>
     <w:link w:val="Subtitle"/>
     <w:uiPriority w:val="11"/>
-    <w:rsid w:val="00BA2F82"/>
+    <w:rsid w:val="00130C5C"/>
     <w:rPr>
       <w:rFonts w:eastAsiaTheme="majorEastAsia" w:cstheme="majorBidi"/>
       <w:color w:val="595959" w:themeColor="text1" w:themeTint="A6"/>
@@ -2447,7 +2580,7 @@
     <w:link w:val="QuoteChar"/>
     <w:uiPriority w:val="29"/>
     <w:qFormat/>
-    <w:rsid w:val="00BA2F82"/>
+    <w:rsid w:val="00130C5C"/>
     <w:pPr>
       <w:spacing w:before="160"/>
       <w:jc w:val="center"/>
@@ -2463,7 +2596,7 @@
     <w:basedOn w:val="DefaultParagraphFont"/>
     <w:link w:val="Quote"/>
     <w:uiPriority w:val="29"/>
-    <w:rsid w:val="00BA2F82"/>
+    <w:rsid w:val="00130C5C"/>
     <w:rPr>
       <w:i/>
       <w:iCs/>
@@ -2475,7 +2608,7 @@
     <w:basedOn w:val="Normal"/>
     <w:uiPriority w:val="34"/>
     <w:qFormat/>
-    <w:rsid w:val="00BA2F82"/>
+    <w:rsid w:val="00130C5C"/>
     <w:pPr>
       <w:ind w:left="720"/>
       <w:contextualSpacing/>
@@ -2486,7 +2619,7 @@
     <w:basedOn w:val="DefaultParagraphFont"/>
     <w:uiPriority w:val="21"/>
     <w:qFormat/>
-    <w:rsid w:val="00BA2F82"/>
+    <w:rsid w:val="00130C5C"/>
     <w:rPr>
       <w:i/>
       <w:iCs/>
@@ -2500,7 +2633,7 @@
     <w:link w:val="IntenseQuoteChar"/>
     <w:uiPriority w:val="30"/>
     <w:qFormat/>
-    <w:rsid w:val="00BA2F82"/>
+    <w:rsid w:val="00130C5C"/>
     <w:pPr>
       <w:pBdr>
         <w:top w:val="single" w:sz="4" w:space="10" w:color="2F5496" w:themeColor="accent1" w:themeShade="BF"/>
@@ -2521,7 +2654,7 @@
     <w:basedOn w:val="DefaultParagraphFont"/>
     <w:link w:val="IntenseQuote"/>
     <w:uiPriority w:val="30"/>
-    <w:rsid w:val="00BA2F82"/>
+    <w:rsid w:val="00130C5C"/>
     <w:rPr>
       <w:i/>
       <w:iCs/>
@@ -2533,7 +2666,7 @@
     <w:basedOn w:val="DefaultParagraphFont"/>
     <w:uiPriority w:val="32"/>
     <w:qFormat/>
-    <w:rsid w:val="00BA2F82"/>
+    <w:rsid w:val="00130C5C"/>
     <w:rPr>
       <w:b/>
       <w:bCs/>
